--- a/data/revised_2026-10_full/tracked/v2/Maths/SS2.1_Similarity_and_Enlargement/Mathematics_Similarity_and_Enlargement_FinalExplanation_TRACKED.docx
+++ b/data/revised_2026-10_full/tracked/v2/Maths/SS2.1_Similarity_and_Enlargement/Mathematics_Similarity_and_Enlargement_FinalExplanation_TRACKED.docx
@@ -2144,7 +2144,7 @@
               <w:spacing w:after="40" w:before="0"/>
               <w:jc w:val="left"/>
             </w:pPr>
-            <w:ins w:id="9001" w:author="Claude (AI) - proposed" w:date="2026-10-15T12:57:50Z">
+            <w:ins w:id="9001" w:author="Claude (AI) - proposed" w:date="2026-10-18T00:31:00Z">
               <w:r>
                 <w:rPr>
                   <w:rFonts w:ascii="Arial" w:cs="Arial" w:eastAsia="Arial" w:hAnsi="Arial"/>
@@ -2192,7 +2192,7 @@
               <w:spacing w:after="40" w:before="0"/>
               <w:jc w:val="left"/>
             </w:pPr>
-            <w:ins w:id="9002" w:author="Claude (AI) - proposed" w:date="2026-10-15T12:57:50Z">
+            <w:ins w:id="9002" w:author="Claude (AI) - proposed" w:date="2026-10-18T00:31:00Z">
               <w:r>
                 <w:rPr>
                   <w:rFonts w:ascii="Arial" w:cs="Arial" w:eastAsia="Arial" w:hAnsi="Arial"/>
@@ -2240,7 +2240,7 @@
               <w:spacing w:after="40" w:before="0"/>
               <w:jc w:val="left"/>
             </w:pPr>
-            <w:ins w:id="9003" w:author="Claude (AI) - proposed" w:date="2026-10-15T12:57:50Z">
+            <w:ins w:id="9003" w:author="Claude (AI) - proposed" w:date="2026-10-18T00:31:00Z">
               <w:r>
                 <w:rPr>
                   <w:rFonts w:ascii="Arial" w:cs="Arial" w:eastAsia="Arial" w:hAnsi="Arial"/>
@@ -2323,7 +2323,7 @@
               <w:spacing w:after="40" w:before="0"/>
               <w:jc w:val="left"/>
             </w:pPr>
-            <w:ins w:id="9004" w:author="Claude (AI) - proposed" w:date="2026-10-15T12:57:50Z">
+            <w:ins w:id="9004" w:author="Claude (AI) - proposed" w:date="2026-10-18T00:31:00Z">
               <w:r>
                 <w:rPr>
                   <w:rFonts w:ascii="Arial" w:cs="Arial" w:eastAsia="Arial" w:hAnsi="Arial"/>
@@ -2371,7 +2371,7 @@
               <w:spacing w:after="40" w:before="0"/>
               <w:jc w:val="left"/>
             </w:pPr>
-            <w:ins w:id="9005" w:author="Claude (AI) - proposed" w:date="2026-10-15T12:57:50Z">
+            <w:ins w:id="9005" w:author="Claude (AI) - proposed" w:date="2026-10-18T00:31:00Z">
               <w:r>
                 <w:rPr>
                   <w:rFonts w:ascii="Arial" w:cs="Arial" w:eastAsia="Arial" w:hAnsi="Arial"/>
@@ -2419,7 +2419,7 @@
               <w:spacing w:after="40" w:before="0"/>
               <w:jc w:val="left"/>
             </w:pPr>
-            <w:ins w:id="9006" w:author="Claude (AI) - proposed" w:date="2026-10-15T12:57:50Z">
+            <w:ins w:id="9006" w:author="Claude (AI) - proposed" w:date="2026-10-18T00:31:00Z">
               <w:r>
                 <w:rPr>
                   <w:rFonts w:ascii="Arial" w:cs="Arial" w:eastAsia="Arial" w:hAnsi="Arial"/>
@@ -2502,7 +2502,7 @@
               <w:spacing w:after="40" w:before="0"/>
               <w:jc w:val="left"/>
             </w:pPr>
-            <w:ins w:id="9007" w:author="Claude (AI) - proposed" w:date="2026-10-15T12:57:50Z">
+            <w:ins w:id="9007" w:author="Claude (AI) - proposed" w:date="2026-10-18T00:31:00Z">
               <w:r>
                 <w:rPr>
                   <w:rFonts w:ascii="Arial" w:cs="Arial" w:eastAsia="Arial" w:hAnsi="Arial"/>
@@ -2550,7 +2550,7 @@
               <w:spacing w:after="40" w:before="0"/>
               <w:jc w:val="left"/>
             </w:pPr>
-            <w:ins w:id="9008" w:author="Claude (AI) - proposed" w:date="2026-10-15T12:57:50Z">
+            <w:ins w:id="9008" w:author="Claude (AI) - proposed" w:date="2026-10-18T00:31:00Z">
               <w:r>
                 <w:rPr>
                   <w:rFonts w:ascii="Arial" w:cs="Arial" w:eastAsia="Arial" w:hAnsi="Arial"/>
@@ -2598,7 +2598,7 @@
               <w:spacing w:after="40" w:before="0"/>
               <w:jc w:val="left"/>
             </w:pPr>
-            <w:ins w:id="9009" w:author="Claude (AI) - proposed" w:date="2026-10-15T12:57:50Z">
+            <w:ins w:id="9009" w:author="Claude (AI) - proposed" w:date="2026-10-18T00:31:00Z">
               <w:r>
                 <w:rPr>
                   <w:rFonts w:ascii="Arial" w:cs="Arial" w:eastAsia="Arial" w:hAnsi="Arial"/>
@@ -2681,7 +2681,7 @@
               <w:spacing w:after="40" w:before="0"/>
               <w:jc w:val="left"/>
             </w:pPr>
-            <w:ins w:id="9010" w:author="Claude (AI) - proposed" w:date="2026-10-15T12:57:50Z">
+            <w:ins w:id="9010" w:author="Claude (AI) - proposed" w:date="2026-10-18T00:31:00Z">
               <w:r>
                 <w:rPr>
                   <w:rFonts w:ascii="Arial" w:cs="Arial" w:eastAsia="Arial" w:hAnsi="Arial"/>
@@ -2729,7 +2729,7 @@
               <w:spacing w:after="40" w:before="0"/>
               <w:jc w:val="left"/>
             </w:pPr>
-            <w:ins w:id="9011" w:author="Claude (AI) - proposed" w:date="2026-10-15T12:57:50Z">
+            <w:ins w:id="9011" w:author="Claude (AI) - proposed" w:date="2026-10-18T00:31:00Z">
               <w:r>
                 <w:rPr>
                   <w:rFonts w:ascii="Arial" w:cs="Arial" w:eastAsia="Arial" w:hAnsi="Arial"/>
@@ -2777,7 +2777,7 @@
               <w:spacing w:after="40" w:before="0"/>
               <w:jc w:val="left"/>
             </w:pPr>
-            <w:ins w:id="9012" w:author="Claude (AI) - proposed" w:date="2026-10-15T12:57:50Z">
+            <w:ins w:id="9012" w:author="Claude (AI) - proposed" w:date="2026-10-18T00:31:00Z">
               <w:r>
                 <w:rPr>
                   <w:rFonts w:ascii="Arial" w:cs="Arial" w:eastAsia="Arial" w:hAnsi="Arial"/>
@@ -2860,7 +2860,7 @@
               <w:spacing w:after="40" w:before="0"/>
               <w:jc w:val="left"/>
             </w:pPr>
-            <w:ins w:id="9013" w:author="Claude (AI) - proposed" w:date="2026-10-15T12:57:50Z">
+            <w:ins w:id="9013" w:author="Claude (AI) - proposed" w:date="2026-10-18T00:31:00Z">
               <w:r>
                 <w:rPr>
                   <w:rFonts w:ascii="Arial" w:cs="Arial" w:eastAsia="Arial" w:hAnsi="Arial"/>
@@ -2888,7 +2888,7 @@
               </w:rPr>
               <w:t xml:space="preserve">Gives a complete explanation that size can change but shape is kept only if one scale factor is applied to all lengths. Connects to the </w:t>
             </w:r>
-            <w:del w:id="9014" w:author="Claude (AI) - proposed" w:date="2026-10-15T12:57:50Z">
+            <w:del w:id="9014" w:author="Claude (AI) - proposed" w:date="2026-10-18T00:31:00Z">
               <w:r>
                 <w:rPr>
                   <w:rFonts w:ascii="Arial" w:cs="Arial" w:eastAsia="Arial" w:hAnsi="Arial"/>
@@ -2903,7 +2903,7 @@
                 <w:delText xml:space="preserve">Key Inquiry Questions</w:delText>
               </w:r>
             </w:del>
-            <w:ins w:id="9015" w:author="Claude (AI) - proposed" w:date="2026-10-15T12:57:50Z">
+            <w:ins w:id="9015" w:author="Claude (AI) - proposed" w:date="2026-10-18T00:31:00Z">
               <w:r>
                 <w:rPr>
                   <w:rFonts w:ascii="Arial" w:cs="Arial" w:eastAsia="Arial" w:hAnsi="Arial"/>
@@ -2951,7 +2951,7 @@
               <w:spacing w:after="40" w:before="0"/>
               <w:jc w:val="left"/>
             </w:pPr>
-            <w:ins w:id="9016" w:author="Claude (AI) - proposed" w:date="2026-10-15T12:57:50Z">
+            <w:ins w:id="9016" w:author="Claude (AI) - proposed" w:date="2026-10-18T00:31:00Z">
               <w:r>
                 <w:rPr>
                   <w:rFonts w:ascii="Arial" w:cs="Arial" w:eastAsia="Arial" w:hAnsi="Arial"/>
@@ -2999,7 +2999,7 @@
               <w:spacing w:after="40" w:before="0"/>
               <w:jc w:val="left"/>
             </w:pPr>
-            <w:ins w:id="9017" w:author="Claude (AI) - proposed" w:date="2026-10-15T12:57:50Z">
+            <w:ins w:id="9017" w:author="Claude (AI) - proposed" w:date="2026-10-18T00:31:00Z">
               <w:r>
                 <w:rPr>
                   <w:rFonts w:ascii="Arial" w:cs="Arial" w:eastAsia="Arial" w:hAnsi="Arial"/>
@@ -3149,7 +3149,7 @@
         </w:rPr>
         <w:t xml:space="preserve">© 2026 SeaVuria and ARES. This work is licensed under a </w:t>
       </w:r>
-      <w:hyperlink w:history="1" r:id="rIdaukp1tl5uq-zw37tbw-fy">
+      <w:hyperlink w:history="1" r:id="rIdctrnwsmdwrqkv_ivmnzka">
         <w:r>
           <w:rPr>
             <w:rFonts w:ascii="Arial" w:cs="Arial" w:eastAsia="Arial" w:hAnsi="Arial"/>
@@ -3169,7 +3169,7 @@
         </w:rPr>
         <w:t xml:space="preserve"> (</w:t>
       </w:r>
-      <w:hyperlink w:history="1" r:id="rId-_bss881-d-bfxq9psdao">
+      <w:hyperlink w:history="1" r:id="rId97bal2kh9iet3rf7-hseg">
         <w:r>
           <w:rPr>
             <w:rFonts w:ascii="Arial" w:cs="Arial" w:eastAsia="Arial" w:hAnsi="Arial"/>
@@ -3189,7 +3189,7 @@
         </w:rPr>
         <w:t xml:space="preserve">). To view a copy of this license, visit </w:t>
       </w:r>
-      <w:hyperlink w:history="1" r:id="rIdcoh48arg8zue9rhjtjwiz">
+      <w:hyperlink w:history="1" r:id="rIdbfcqr8is2mtrujfwqhpqr">
         <w:r>
           <w:rPr>
             <w:rFonts w:ascii="Arial" w:cs="Arial" w:eastAsia="Arial" w:hAnsi="Arial"/>
